--- a/167029_SectionManager_Costing.docx
+++ b/167029_SectionManager_Costing.docx
@@ -446,31 +446,22 @@
             <w:r>
               <w:rPr>
                 <w:rFonts w:ascii="Browallia New" w:eastAsia="Browallia New" w:hAnsi="Browallia New" w:cs="Browallia New"/>
-                <w:i/>
-                <w:color w:val="808080"/>
+                <w:iCs/>
+                <w:sz w:val="28"/>
+                <w:szCs w:val="28"/>
                 <w:lang w:val="en-US" w:bidi="th-TH"/>
               </w:rPr>
-              <w:t>HR</w:t>
-            </w:r>
-            <w:r>
-              <w:rPr>
-                <w:rFonts w:ascii="Browallia New" w:eastAsia="Browallia New" w:hAnsi="Browallia New" w:cs="Browallia New" w:hint="cs"/>
-                <w:i/>
-                <w:color w:val="808080"/>
-                <w:cs/>
+              <w:t>Section</w:t>
+            </w:r>
+            <w:r>
+              <w:rPr>
+                <w:rFonts w:ascii="Browallia New" w:eastAsia="Browallia New" w:hAnsi="Browallia New" w:cs="Browallia New"/>
+                <w:iCs/>
+                <w:sz w:val="28"/>
+                <w:szCs w:val="28"/>
                 <w:lang w:val="en-US" w:bidi="th-TH"/>
               </w:rPr>
-              <w:t xml:space="preserve"> จะเติมข้อมูลส่วนนี้ใ</w:t>
-            </w:r>
-            <w:r>
-              <w:rPr>
-                <w:rFonts w:ascii="Browallia New" w:eastAsia="Browallia New" w:hAnsi="Browallia New" w:cs="Browallia New" w:hint="cs"/>
-                <w:i/>
-                <w:color w:val="808080"/>
-                <w:cs/>
-                <w:lang w:val="en-US" w:bidi="th-TH"/>
-              </w:rPr>
-              <w:t>ห้</w:t>
+              <w:t xml:space="preserve"> Manager</w:t>
             </w:r>
           </w:p>
         </w:tc>
@@ -501,21 +492,12 @@
             <w:r>
               <w:rPr>
                 <w:rFonts w:ascii="Browallia New" w:eastAsia="Browallia New" w:hAnsi="Browallia New" w:cs="Browallia New"/>
-                <w:i/>
-                <w:color w:val="808080"/>
+                <w:iCs/>
+                <w:sz w:val="28"/>
+                <w:szCs w:val="28"/>
                 <w:lang w:val="en-US" w:bidi="th-TH"/>
               </w:rPr>
-              <w:t>HR</w:t>
-            </w:r>
-            <w:r>
-              <w:rPr>
-                <w:rFonts w:ascii="Browallia New" w:eastAsia="Browallia New" w:hAnsi="Browallia New" w:cs="Browallia New" w:hint="cs"/>
-                <w:i/>
-                <w:color w:val="808080"/>
-                <w:cs/>
-                <w:lang w:val="en-US" w:bidi="th-TH"/>
-              </w:rPr>
-              <w:t xml:space="preserve"> จะเติมข้อมูลส่วนนี้ให้</w:t>
+              <w:t>Finance &amp; Accounting, Information Technology and Procurement</w:t>
             </w:r>
           </w:p>
         </w:tc>
@@ -546,21 +528,12 @@
             <w:r>
               <w:rPr>
                 <w:rFonts w:ascii="Browallia New" w:eastAsia="Browallia New" w:hAnsi="Browallia New" w:cs="Browallia New"/>
-                <w:i/>
-                <w:color w:val="808080"/>
-                <w:lang w:val="en-US" w:bidi="th-TH"/>
-              </w:rPr>
-              <w:t>HR</w:t>
-            </w:r>
-            <w:r>
-              <w:rPr>
-                <w:rFonts w:ascii="Browallia New" w:eastAsia="Browallia New" w:hAnsi="Browallia New" w:cs="Browallia New" w:hint="cs"/>
-                <w:i/>
-                <w:color w:val="808080"/>
-                <w:cs/>
-                <w:lang w:val="en-US" w:bidi="th-TH"/>
-              </w:rPr>
-              <w:t xml:space="preserve"> จะเติมข้อมูลส่วนนี้ให้</w:t>
+                <w:iCs/>
+                <w:sz w:val="28"/>
+                <w:szCs w:val="28"/>
+                <w:lang w:bidi="th-TH"/>
+              </w:rPr>
+              <w:t>Finance &amp; Account</w:t>
             </w:r>
           </w:p>
         </w:tc>
@@ -591,21 +564,12 @@
             <w:r>
               <w:rPr>
                 <w:rFonts w:ascii="Browallia New" w:eastAsia="Browallia New" w:hAnsi="Browallia New" w:cs="Browallia New"/>
-                <w:i/>
-                <w:color w:val="808080"/>
-                <w:lang w:val="en-US" w:bidi="th-TH"/>
-              </w:rPr>
-              <w:t>HR</w:t>
-            </w:r>
-            <w:r>
-              <w:rPr>
-                <w:rFonts w:ascii="Browallia New" w:eastAsia="Browallia New" w:hAnsi="Browallia New" w:cs="Browallia New" w:hint="cs"/>
-                <w:i/>
-                <w:color w:val="808080"/>
-                <w:cs/>
-                <w:lang w:val="en-US" w:bidi="th-TH"/>
-              </w:rPr>
-              <w:t xml:space="preserve"> จะเติมข้อมูลส่วนนี้ให้</w:t>
+                <w:iCs/>
+                <w:sz w:val="28"/>
+                <w:szCs w:val="28"/>
+                <w:lang w:bidi="th-TH"/>
+              </w:rPr>
+              <w:t>Finance &amp; Account</w:t>
             </w:r>
           </w:p>
         </w:tc>
@@ -636,21 +600,13 @@
             <w:r>
               <w:rPr>
                 <w:rFonts w:ascii="Browallia New" w:eastAsia="Browallia New" w:hAnsi="Browallia New" w:cs="Browallia New"/>
-                <w:i/>
-                <w:color w:val="808080"/>
-                <w:lang w:val="en-US" w:bidi="th-TH"/>
-              </w:rPr>
-              <w:t>HR</w:t>
-            </w:r>
-            <w:r>
-              <w:rPr>
-                <w:rFonts w:ascii="Browallia New" w:eastAsia="Browallia New" w:hAnsi="Browallia New" w:cs="Browallia New" w:hint="cs"/>
-                <w:i/>
-                <w:color w:val="808080"/>
+                <w:iCs/>
+                <w:sz w:val="28"/>
+                <w:szCs w:val="28"/>
                 <w:cs/>
-                <w:lang w:val="en-US" w:bidi="th-TH"/>
-              </w:rPr>
-              <w:t xml:space="preserve"> จะเติมข้อมูลส่วนนี้ให้</w:t>
+                <w:lang w:val="en-US"/>
+              </w:rPr>
+              <w:t>รังษิยา บรมรัตนไพศาล</w:t>
             </w:r>
           </w:p>
         </w:tc>
@@ -681,21 +637,13 @@
             <w:r>
               <w:rPr>
                 <w:rFonts w:ascii="Browallia New" w:eastAsia="Browallia New" w:hAnsi="Browallia New" w:cs="Browallia New"/>
-                <w:i/>
-                <w:color w:val="808080"/>
-                <w:lang w:val="en-US" w:bidi="th-TH"/>
-              </w:rPr>
-              <w:t>HR</w:t>
-            </w:r>
-            <w:r>
-              <w:rPr>
-                <w:rFonts w:ascii="Browallia New" w:eastAsia="Browallia New" w:hAnsi="Browallia New" w:cs="Browallia New" w:hint="cs"/>
-                <w:i/>
-                <w:color w:val="808080"/>
+                <w:iCs/>
+                <w:sz w:val="28"/>
+                <w:szCs w:val="28"/>
                 <w:cs/>
-                <w:lang w:val="en-US" w:bidi="th-TH"/>
-              </w:rPr>
-              <w:t xml:space="preserve"> จะเติมข้อมูลส่วนนี้ให้</w:t>
+                <w:lang w:val="en-US"/>
+              </w:rPr>
+              <w:t>เสถียร ศรีใสคำ</w:t>
             </w:r>
           </w:p>
         </w:tc>
@@ -1005,6 +953,7 @@
                 <w:rFonts w:ascii="Browallia New" w:eastAsia="Browallia New" w:hAnsi="Browallia New" w:cs="Browallia New"/>
                 <w:sz w:val="26"/>
               </w:rPr>
+              <w:lastRenderedPageBreak/>
               <w:t>วันที่: ______________________</w:t>
             </w:r>
           </w:p>
@@ -1019,6 +968,7 @@
                 <w:rFonts w:ascii="Browallia New" w:eastAsia="Browallia New" w:hAnsi="Browallia New" w:cs="Browallia New"/>
                 <w:sz w:val="26"/>
               </w:rPr>
+              <w:lastRenderedPageBreak/>
               <w:t>ลงชื่อ: ______________________</w:t>
             </w:r>
           </w:p>
@@ -1028,6 +978,7 @@
                 <w:rFonts w:ascii="Browallia New" w:eastAsia="Browallia New" w:hAnsi="Browallia New" w:cs="Browallia New"/>
                 <w:sz w:val="26"/>
               </w:rPr>
+              <w:lastRenderedPageBreak/>
               <w:t>วันที่: ______________________</w:t>
             </w:r>
           </w:p>
@@ -1042,6 +993,7 @@
                 <w:rFonts w:ascii="Browallia New" w:eastAsia="Browallia New" w:hAnsi="Browallia New" w:cs="Browallia New"/>
                 <w:sz w:val="26"/>
               </w:rPr>
+              <w:lastRenderedPageBreak/>
               <w:t>ลงชื่อ: ______________________</w:t>
             </w:r>
           </w:p>
@@ -1051,6 +1003,7 @@
                 <w:rFonts w:ascii="Browallia New" w:eastAsia="Browallia New" w:hAnsi="Browallia New" w:cs="Browallia New"/>
                 <w:sz w:val="26"/>
               </w:rPr>
+              <w:lastRenderedPageBreak/>
               <w:t>วันที่: ______________________</w:t>
             </w:r>
           </w:p>
@@ -1065,6 +1018,7 @@
                 <w:rFonts w:ascii="Browallia New" w:eastAsia="Browallia New" w:hAnsi="Browallia New" w:cs="Browallia New"/>
                 <w:sz w:val="26"/>
               </w:rPr>
+              <w:lastRenderedPageBreak/>
               <w:t>ลงชื่อ: ______________________</w:t>
             </w:r>
           </w:p>
@@ -1074,6 +1028,7 @@
                 <w:rFonts w:ascii="Browallia New" w:eastAsia="Browallia New" w:hAnsi="Browallia New" w:cs="Browallia New"/>
                 <w:sz w:val="26"/>
               </w:rPr>
+              <w:lastRenderedPageBreak/>
               <w:t>วันที่: ______________________</w:t>
             </w:r>
           </w:p>
@@ -1293,17 +1248,7 @@
                 <w:color w:val="808080"/>
                 <w:lang w:val="en-US" w:bidi="th-TH"/>
               </w:rPr>
-              <w:t>HR</w:t>
-            </w:r>
-            <w:r>
-              <w:rPr>
-                <w:rFonts w:ascii="Browallia New" w:eastAsia="Browallia New" w:hAnsi="Browallia New" w:cs="Browallia New" w:hint="cs"/>
-                <w:i/>
-                <w:color w:val="808080"/>
-                <w:cs/>
-                <w:lang w:val="en-US" w:bidi="th-TH"/>
-              </w:rPr>
-              <w:t xml:space="preserve"> จะเติมข้อมูลส่วนนี้ให้</w:t>
+              <w:t>-</w:t>
             </w:r>
           </w:p>
         </w:tc>
@@ -1322,17 +1267,7 @@
                 <w:color w:val="808080"/>
                 <w:lang w:val="en-US" w:bidi="th-TH"/>
               </w:rPr>
-              <w:t>HR</w:t>
-            </w:r>
-            <w:r>
-              <w:rPr>
-                <w:rFonts w:ascii="Browallia New" w:eastAsia="Browallia New" w:hAnsi="Browallia New" w:cs="Browallia New" w:hint="cs"/>
-                <w:i/>
-                <w:color w:val="808080"/>
-                <w:cs/>
-                <w:lang w:val="en-US" w:bidi="th-TH"/>
-              </w:rPr>
-              <w:t xml:space="preserve"> จะเติมข้อมูลส่วนนี้ให้</w:t>
+              <w:t>-</w:t>
             </w:r>
           </w:p>
         </w:tc>
@@ -1353,19 +1288,7 @@
                 <w:szCs w:val="22"/>
                 <w:lang w:val="en-US" w:bidi="th-TH"/>
               </w:rPr>
-              <w:t>HR</w:t>
-            </w:r>
-            <w:r>
-              <w:rPr>
-                <w:rFonts w:ascii="Browallia New" w:eastAsia="Browallia New" w:hAnsi="Browallia New" w:cs="Browallia New" w:hint="cs"/>
-                <w:i/>
-                <w:color w:val="808080"/>
-                <w:sz w:val="22"/>
-                <w:szCs w:val="22"/>
-                <w:cs/>
-                <w:lang w:val="en-US" w:bidi="th-TH"/>
-              </w:rPr>
-              <w:t xml:space="preserve"> จะเติมข้อมูลส่วนนี้ให้</w:t>
+              <w:t>-</w:t>
             </w:r>
           </w:p>
         </w:tc>
@@ -2565,6 +2488,7 @@
                 <w:cs/>
                 <w:lang w:bidi="th-TH"/>
               </w:rPr>
+              <w:lastRenderedPageBreak/>
               <w:t xml:space="preserve">ตาม </w:t>
             </w:r>
             <w:r>
@@ -4116,6 +4040,7 @@
                 <w:rFonts w:ascii="Browallia New" w:eastAsia="Browallia New" w:hAnsi="Browallia New" w:cs="Browallia New"/>
                 <w:sz w:val="28"/>
               </w:rPr>
+              <w:lastRenderedPageBreak/>
               <w:t>หลักสูตรฝึกอบรมสำคัญ</w:t>
             </w:r>
           </w:p>
@@ -5627,7 +5552,7 @@
               <w:sdtPr>
                 <w:id w:val="100004"/>
                 <w14:checkbox>
-                  <w14:checked w14:val="0"/>
+                  <w14:checked w14:val="1"/>
                   <w14:checkedState w14:val="2612" w14:font="MS Gothic"/>
                   <w14:uncheckedState w14:val="2610" w14:font="MS Gothic"/>
                 </w14:checkbox>
@@ -5636,9 +5561,8 @@
                 <w:r>
                   <w:rPr>
                     <w:rFonts w:ascii="MS Gothic" w:eastAsia="MS Gothic" w:hAnsi="MS Gothic" w:hint="eastAsia"/>
-                    <w:sz w:val="28"/>
                   </w:rPr>
-                  <w:t>☐</w:t>
+                  <w:t>☒</w:t>
                 </w:r>
               </w:sdtContent>
             </w:sdt>
@@ -5819,7 +5743,7 @@
               <w:sdtPr>
                 <w:id w:val="100009"/>
                 <w14:checkbox>
-                  <w14:checked w14:val="0"/>
+                  <w14:checked w14:val="1"/>
                   <w14:checkedState w14:val="2612" w14:font="MS Gothic"/>
                   <w14:uncheckedState w14:val="2610" w14:font="MS Gothic"/>
                 </w14:checkbox>
@@ -5828,9 +5752,8 @@
                 <w:r>
                   <w:rPr>
                     <w:rFonts w:ascii="MS Gothic" w:eastAsia="MS Gothic" w:hAnsi="MS Gothic" w:hint="eastAsia"/>
-                    <w:sz w:val="28"/>
                   </w:rPr>
-                  <w:t>☐</w:t>
+                  <w:t>☒</w:t>
                 </w:r>
               </w:sdtContent>
             </w:sdt>
@@ -5904,6 +5827,7 @@
                 <w:rFonts w:ascii="Browallia New" w:eastAsia="Browallia New" w:hAnsi="Browallia New" w:cs="Browallia New"/>
                 <w:szCs w:val="22"/>
               </w:rPr>
+              <w:lastRenderedPageBreak/>
               <w:t>Customer Focus</w:t>
             </w:r>
           </w:p>
@@ -6011,7 +5935,7 @@
               <w:sdtPr>
                 <w:id w:val="100014"/>
                 <w14:checkbox>
-                  <w14:checked w14:val="0"/>
+                  <w14:checked w14:val="1"/>
                   <w14:checkedState w14:val="2612" w14:font="MS Gothic"/>
                   <w14:uncheckedState w14:val="2610" w14:font="MS Gothic"/>
                 </w14:checkbox>
@@ -6020,9 +5944,8 @@
                 <w:r>
                   <w:rPr>
                     <w:rFonts w:ascii="MS Gothic" w:eastAsia="MS Gothic" w:hAnsi="MS Gothic" w:hint="eastAsia"/>
-                    <w:sz w:val="28"/>
                   </w:rPr>
-                  <w:t>☐</w:t>
+                  <w:t>☒</w:t>
                 </w:r>
               </w:sdtContent>
             </w:sdt>
@@ -6185,7 +6108,7 @@
               <w:sdtPr>
                 <w:id w:val="100019"/>
                 <w14:checkbox>
-                  <w14:checked w14:val="0"/>
+                  <w14:checked w14:val="1"/>
                   <w14:checkedState w14:val="2612" w14:font="MS Gothic"/>
                   <w14:uncheckedState w14:val="2610" w14:font="MS Gothic"/>
                 </w14:checkbox>
@@ -6194,9 +6117,8 @@
                 <w:r>
                   <w:rPr>
                     <w:rFonts w:ascii="MS Gothic" w:eastAsia="MS Gothic" w:hAnsi="MS Gothic" w:hint="eastAsia"/>
-                    <w:sz w:val="28"/>
                   </w:rPr>
-                  <w:t>☐</w:t>
+                  <w:t>☒</w:t>
                 </w:r>
               </w:sdtContent>
             </w:sdt>
@@ -6254,7 +6176,6 @@
                 <w:rFonts w:ascii="Browallia New" w:eastAsia="Browallia New" w:hAnsi="Browallia New" w:cs="Browallia New"/>
                 <w:szCs w:val="22"/>
               </w:rPr>
-              <w:lastRenderedPageBreak/>
               <w:t xml:space="preserve">ความฉลาดทางดิจิทัล </w:t>
             </w:r>
           </w:p>
@@ -6376,7 +6297,7 @@
               <w:sdtPr>
                 <w:id w:val="100024"/>
                 <w14:checkbox>
-                  <w14:checked w14:val="0"/>
+                  <w14:checked w14:val="1"/>
                   <w14:checkedState w14:val="2612" w14:font="MS Gothic"/>
                   <w14:uncheckedState w14:val="2610" w14:font="MS Gothic"/>
                 </w14:checkbox>
@@ -6385,9 +6306,8 @@
                 <w:r>
                   <w:rPr>
                     <w:rFonts w:ascii="MS Gothic" w:eastAsia="MS Gothic" w:hAnsi="MS Gothic" w:hint="eastAsia"/>
-                    <w:sz w:val="28"/>
                   </w:rPr>
-                  <w:t>☐</w:t>
+                  <w:t>☒</w:t>
                 </w:r>
               </w:sdtContent>
             </w:sdt>
@@ -6568,7 +6488,7 @@
               <w:sdtPr>
                 <w:id w:val="100029"/>
                 <w14:checkbox>
-                  <w14:checked w14:val="0"/>
+                  <w14:checked w14:val="1"/>
                   <w14:checkedState w14:val="2612" w14:font="MS Gothic"/>
                   <w14:uncheckedState w14:val="2610" w14:font="MS Gothic"/>
                 </w14:checkbox>
@@ -6577,9 +6497,8 @@
                 <w:r>
                   <w:rPr>
                     <w:rFonts w:ascii="MS Gothic" w:eastAsia="MS Gothic" w:hAnsi="MS Gothic" w:hint="eastAsia"/>
-                    <w:sz w:val="28"/>
                   </w:rPr>
-                  <w:t>☐</w:t>
+                  <w:t>☒</w:t>
                 </w:r>
               </w:sdtContent>
             </w:sdt>
@@ -6757,7 +6676,7 @@
               <w:sdtPr>
                 <w:id w:val="100034"/>
                 <w14:checkbox>
-                  <w14:checked w14:val="0"/>
+                  <w14:checked w14:val="1"/>
                   <w14:checkedState w14:val="2612" w14:font="MS Gothic"/>
                   <w14:uncheckedState w14:val="2610" w14:font="MS Gothic"/>
                 </w14:checkbox>
@@ -6766,9 +6685,8 @@
                 <w:r>
                   <w:rPr>
                     <w:rFonts w:ascii="MS Gothic" w:eastAsia="MS Gothic" w:hAnsi="MS Gothic" w:hint="eastAsia"/>
-                    <w:sz w:val="28"/>
                   </w:rPr>
-                  <w:t>☐</w:t>
+                  <w:t>☒</w:t>
                 </w:r>
               </w:sdtContent>
             </w:sdt>
@@ -8553,6 +8471,7 @@
                 <w:cs/>
                 <w:lang w:val="en-US"/>
               </w:rPr>
+              <w:lastRenderedPageBreak/>
               <w:t>ตำแหน่งที่ตำแหน่งนี้นำไปสู่ (</w:t>
             </w:r>
             <w:r>
@@ -17240,7 +17159,6 @@
   <w:style w:type="character" w:default="1" w:styleId="DefaultParagraphFont">
     <w:name w:val="Default Paragraph Font"/>
     <w:uiPriority w:val="1"/>
-    <w:semiHidden/>
     <w:unhideWhenUsed/>
   </w:style>
   <w:style w:type="table" w:default="1" w:styleId="TableNormal">
